--- a/bao_cao_nodejs.docx
+++ b/bao_cao_nodejs.docx
@@ -9,7 +9,7 @@
         <w:bidi w:val="false"/>
         <w:spacing w:after="120" w:before="480"/>
       </w:pPr>
-      <w:bookmarkStart w:name="_Toc_BO_CO_MN_HC_CC_CNG_NGH_LP_TRNH_HIN_I_1778658353548" w:id="1"/>
+      <w:bookmarkStart w:name="_Toc_BO_CO_MN_HC_CC_CNG_NGH_LP_TRNH_HIN_I_1778717648534" w:id="1"/>
       <w:r>
         <w:rPr>
           <w:b w:val="false"/>
@@ -242,7 +242,7 @@
         <w:bidi w:val="false"/>
         <w:spacing w:after="120" w:before="240"/>
       </w:pPr>
-      <w:bookmarkStart w:name="_Toc_M_U_1778658353552" w:id="1"/>
+      <w:bookmarkStart w:name="_Toc_M_U_1778717648538" w:id="1"/>
       <w:r>
         <w:rPr>
           <w:b w:val="false"/>
@@ -568,7 +568,7 @@
         <w:bidi w:val="false"/>
         <w:spacing w:after="120" w:before="240"/>
       </w:pPr>
-      <w:bookmarkStart w:name="_Toc_PHN_I_TNG_QUAN_V_CNG_NGH_NODEJS_1778658353554" w:id="1"/>
+      <w:bookmarkStart w:name="_Toc_PHN_I_TNG_QUAN_V_CNG_NGH_NODEJS_1778717648539" w:id="1"/>
       <w:r>
         <w:rPr>
           <w:b w:val="false"/>
@@ -592,7 +592,7 @@
         <w:bidi w:val="false"/>
         <w:spacing w:after="120" w:before="240"/>
       </w:pPr>
-      <w:bookmarkStart w:name="_Toc__1_Lch_s_hnh_thnh_v_s_pht_trin_ca_nn_tng_1778658353554" w:id="1"/>
+      <w:bookmarkStart w:name="_Toc__1_Lch_s_hnh_thnh_v_s_pht_trin_ca_nn_tng_1778717648540" w:id="1"/>
       <w:r>
         <w:rPr>
           <w:b w:val="false"/>
@@ -616,20 +616,20 @@
         <w:bidi w:val="false"/>
         <w:spacing w:after="120" w:before="240"/>
       </w:pPr>
-      <w:bookmarkStart w:name="_Toc__11_S_ra_i_ca_Nodejs_1778658353554" w:id="1"/>
-      <w:r>
-        <w:rPr>
-          <w:b w:val="false"/>
-          <w:bCs w:val="false"/>
-          <w:i w:val="false"/>
-          <w:iCs w:val="false"/>
-          <w:strike w:val="false"/>
-          <w:color w:val="000000"/>
-          <w:sz w:val="20"/>
-          <w:szCs w:val="20"/>
-          <w:rtl w:val="false"/>
-        </w:rPr>
-        <w:t xml:space="preserve">1.1. Sự ra đời của Node.js</w:t>
+      <w:bookmarkStart w:name="_Toc__11_Bi_ton_C10K_v_khuyt_im_ca_my_ch_truy_1778717648540" w:id="1"/>
+      <w:r>
+        <w:rPr>
+          <w:b w:val="false"/>
+          <w:bCs w:val="false"/>
+          <w:i w:val="false"/>
+          <w:iCs w:val="false"/>
+          <w:strike w:val="false"/>
+          <w:color w:val="000000"/>
+          <w:sz w:val="20"/>
+          <w:szCs w:val="20"/>
+          <w:rtl w:val="false"/>
+        </w:rPr>
+        <w:t xml:space="preserve">1.1. Bài toán C10K và khuyết điểm của máy chủ truyền thống</w:t>
       </w:r>
       <w:bookmarkEnd w:id="1"/>
     </w:p>
@@ -651,8 +651,90 @@
           <w:szCs w:val="24"/>
           <w:rtl w:val="false"/>
         </w:rPr>
-        <w:t xml:space="preserve">Vào năm 2009, lập trình viên Ryan Dahl trong lúc quan sát thanh tiến trình tải dữ liệu đã nhận ra tính phi logic của việc máy chủ và trình duyệt web phải duy trì các luồng tĩnh để chờ đợi dữ liệu tải lên. Ông quyết định phát triển một giải pháp mới.</w:t>
-      </w:r>
+        <w:t xml:space="preserve">Để hiểu rõ lý do vì sao Node.js được sinh ra, em xin phép nhắc lại một vấn đề kinh điển trong giới lập trình mạng: </w:t>
+      </w:r>
+      <w:r>
+        <w:rPr>
+          <w:b/>
+          <w:bCs/>
+          <w:i w:val="false"/>
+          <w:iCs w:val="false"/>
+          <w:strike w:val="false"/>
+          <w:color w:val="000000"/>
+          <w:sz w:val="24"/>
+          <w:szCs w:val="24"/>
+          <w:rtl w:val="false"/>
+        </w:rPr>
+        <w:t xml:space="preserve">Bài toán C10K</w:t>
+      </w:r>
+      <w:r>
+        <w:rPr>
+          <w:b w:val="false"/>
+          <w:bCs w:val="false"/>
+          <w:i w:val="false"/>
+          <w:iCs w:val="false"/>
+          <w:strike w:val="false"/>
+          <w:color w:val="000000"/>
+          <w:sz w:val="24"/>
+          <w:szCs w:val="24"/>
+          <w:rtl w:val="false"/>
+        </w:rPr>
+        <w:t xml:space="preserve"> (Làm sao để một máy chủ xử lý 10.000 kết nối đồng thời).
+Vào trước năm 2009, các máy chủ Web phổ biến như Apache chủ yếu vận hành dựa trên cơ chế </w:t>
+      </w:r>
+      <w:r>
+        <w:rPr>
+          <w:b/>
+          <w:bCs/>
+          <w:i w:val="false"/>
+          <w:iCs w:val="false"/>
+          <w:strike w:val="false"/>
+          <w:color w:val="000000"/>
+          <w:sz w:val="24"/>
+          <w:szCs w:val="24"/>
+          <w:rtl w:val="false"/>
+        </w:rPr>
+        <w:t xml:space="preserve">Đa luồng (Multi-threaded)</w:t>
+      </w:r>
+      <w:r>
+        <w:rPr>
+          <w:b w:val="false"/>
+          <w:bCs w:val="false"/>
+          <w:i w:val="false"/>
+          <w:iCs w:val="false"/>
+          <w:strike w:val="false"/>
+          <w:color w:val="000000"/>
+          <w:sz w:val="24"/>
+          <w:szCs w:val="24"/>
+          <w:rtl w:val="false"/>
+        </w:rPr>
+        <w:t xml:space="preserve">. Nguyên lý của cơ chế này khá đơn giản: Mỗi khi có một người dùng truy cập vào trang web, máy chủ sẽ tạo ra một luồng (thread) mới (hoặc lấy từ một hồ chứa - Thread Pool) để phục vụ riêng cho người đó.
+Tuy nhiên, điều này sinh ra một điểm yếu chết người: Khi luồng đó phải đọc một tệp dữ liệu lớn từ ổ cứng hoặc chờ phản hồi từ Cơ sở dữ liệu (Database), nó sẽ bị đình trệ, rơi vào trạng thái "chờ" (Blocking I/O). Trong lúc chờ đợi, luồng đó vẫn "ngốn" một lượng lớn RAM của máy chủ (thường từ 2MB đến 4MB cho mỗi luồng). Nếu có 10.000 người truy cập cùng lúc, máy chủ sẽ cần hàng chục Gigabyte RAM chỉ để duy trì các luồng đang "ngồi chờ", dẫn đến tình trạng treo máy hoặc sập hệ thống (Crash).</w:t>
+      </w:r>
+    </w:p>
+    <w:p>
+      <w:pPr>
+        <w:pStyle w:val="4"/>
+        <w:pStyle w:val="Heading4"/>
+        <w:bidi w:val="false"/>
+        <w:spacing w:after="120" w:before="240"/>
+      </w:pPr>
+      <w:bookmarkStart w:name="_Toc__12_S_ra_i_mang_tnh_cch_mng_ca_Nodejs_1778717648540" w:id="1"/>
+      <w:r>
+        <w:rPr>
+          <w:b w:val="false"/>
+          <w:bCs w:val="false"/>
+          <w:i w:val="false"/>
+          <w:iCs w:val="false"/>
+          <w:strike w:val="false"/>
+          <w:color w:val="000000"/>
+          <w:sz w:val="20"/>
+          <w:szCs w:val="20"/>
+          <w:rtl w:val="false"/>
+        </w:rPr>
+        <w:t xml:space="preserve">1.2. Sự ra đời mang tính cách mạng của Node.js</w:t>
+      </w:r>
+      <w:bookmarkEnd w:id="1"/>
     </w:p>
     <w:p>
       <w:pPr>
@@ -672,7 +754,28 @@
           <w:szCs w:val="24"/>
           <w:rtl w:val="false"/>
         </w:rPr>
-        <w:t xml:space="preserve">Ryan Dahl đã đưa ra một quyết định mang tính chiến lược: Lựa chọn JavaScript làm ngôn ngữ nền tảng. Khi đó, Google vừa mới công bố </w:t>
+        <w:t xml:space="preserve">Năm 2009, lập trình viên Ryan Dahl, trong lúc quan sát thanh tiến trình tải dữ liệu trên trang web Flickr, đã nhận ra sự lãng phí tài nguyên khổng lồ của mô hình Blocking I/O. Ông quyết tâm tìm ra một giải pháp khác: Xây dựng một máy chủ xử lý bất đồng bộ (Asynchronous) hoàn toàn.</w:t>
+      </w:r>
+    </w:p>
+    <w:p>
+      <w:pPr>
+        <w:bidi w:val="false"/>
+        <w:spacing w:after="240" w:before="240" w:line="276"/>
+        <w:jc w:val="left"/>
+      </w:pPr>
+      <w:r>
+        <w:rPr>
+          <w:b w:val="false"/>
+          <w:bCs w:val="false"/>
+          <w:i w:val="false"/>
+          <w:iCs w:val="false"/>
+          <w:strike w:val="false"/>
+          <w:color w:val="000000"/>
+          <w:sz w:val="24"/>
+          <w:szCs w:val="24"/>
+          <w:rtl w:val="false"/>
+        </w:rPr>
+        <w:t xml:space="preserve">Ryan Dahl đã lựa chọn </w:t>
       </w:r>
       <w:r>
         <w:rPr>
@@ -686,21 +789,21 @@
           <w:szCs w:val="24"/>
           <w:rtl w:val="false"/>
         </w:rPr>
-        <w:t xml:space="preserve">V8 JavaScript Engine</w:t>
-      </w:r>
-      <w:r>
-        <w:rPr>
-          <w:b w:val="false"/>
-          <w:bCs w:val="false"/>
-          <w:i w:val="false"/>
-          <w:iCs w:val="false"/>
-          <w:strike w:val="false"/>
-          <w:color w:val="000000"/>
-          <w:sz w:val="24"/>
-          <w:szCs w:val="24"/>
-          <w:rtl w:val="false"/>
-        </w:rPr>
-        <w:t xml:space="preserve"> mã nguồn mở dành cho trình duyệt Chrome. Bằng cách trích xuất V8 ra khỏi trình duyệt và nhúng nó vào một chương trình chạy bằng ngôn ngữ C++, tích hợp thêm thư viện điều phối I/O không đồng bộ, Ryan Dahl đã khai sinh ra </w:t>
+        <w:t xml:space="preserve">JavaScript</w:t>
+      </w:r>
+      <w:r>
+        <w:rPr>
+          <w:b w:val="false"/>
+          <w:bCs w:val="false"/>
+          <w:i w:val="false"/>
+          <w:iCs w:val="false"/>
+          <w:strike w:val="false"/>
+          <w:color w:val="000000"/>
+          <w:sz w:val="24"/>
+          <w:szCs w:val="24"/>
+          <w:rtl w:val="false"/>
+        </w:rPr>
+        <w:t xml:space="preserve"> làm ngôn ngữ nền tảng. Lý do là vì trong JavaScript không hề có khái niệm đa luồng, nó là ngôn ngữ đơn luồng (Single-threaded). Điều kiện ép buộc này vô tình lại là một lợi thế, khiến lập trình viên bắt buộc phải thiết kế mọi thứ theo cơ chế </w:t>
       </w:r>
       <w:r>
         <w:rPr>
@@ -714,6 +817,91 @@
           <w:szCs w:val="24"/>
           <w:rtl w:val="false"/>
         </w:rPr>
+        <w:t xml:space="preserve">Không chặn (Non-blocking)</w:t>
+      </w:r>
+      <w:r>
+        <w:rPr>
+          <w:b w:val="false"/>
+          <w:bCs w:val="false"/>
+          <w:i w:val="false"/>
+          <w:iCs w:val="false"/>
+          <w:strike w:val="false"/>
+          <w:color w:val="000000"/>
+          <w:sz w:val="24"/>
+          <w:szCs w:val="24"/>
+          <w:rtl w:val="false"/>
+        </w:rPr>
+        <w:t xml:space="preserve">.
+Bằng cách lấy động cơ </w:t>
+      </w:r>
+      <w:r>
+        <w:rPr>
+          <w:b/>
+          <w:bCs/>
+          <w:i w:val="false"/>
+          <w:iCs w:val="false"/>
+          <w:strike w:val="false"/>
+          <w:color w:val="000000"/>
+          <w:sz w:val="24"/>
+          <w:szCs w:val="24"/>
+          <w:rtl w:val="false"/>
+        </w:rPr>
+        <w:t xml:space="preserve">V8 JavaScript Engine</w:t>
+      </w:r>
+      <w:r>
+        <w:rPr>
+          <w:b w:val="false"/>
+          <w:bCs w:val="false"/>
+          <w:i w:val="false"/>
+          <w:iCs w:val="false"/>
+          <w:strike w:val="false"/>
+          <w:color w:val="000000"/>
+          <w:sz w:val="24"/>
+          <w:szCs w:val="24"/>
+          <w:rtl w:val="false"/>
+        </w:rPr>
+        <w:t xml:space="preserve"> (cốt lõi sức mạnh của trình duyệt Google Chrome) kết hợp cùng thư viện </w:t>
+      </w:r>
+      <w:r>
+        <w:rPr>
+          <w:b/>
+          <w:bCs/>
+          <w:i w:val="false"/>
+          <w:iCs w:val="false"/>
+          <w:strike w:val="false"/>
+          <w:color w:val="000000"/>
+          <w:sz w:val="24"/>
+          <w:szCs w:val="24"/>
+          <w:rtl w:val="false"/>
+        </w:rPr>
+        <w:t xml:space="preserve">libuv</w:t>
+      </w:r>
+      <w:r>
+        <w:rPr>
+          <w:b w:val="false"/>
+          <w:bCs w:val="false"/>
+          <w:i w:val="false"/>
+          <w:iCs w:val="false"/>
+          <w:strike w:val="false"/>
+          <w:color w:val="000000"/>
+          <w:sz w:val="24"/>
+          <w:szCs w:val="24"/>
+          <w:rtl w:val="false"/>
+        </w:rPr>
+        <w:t xml:space="preserve"> (được viết bằng C++) để xử lý các tác vụ I/O, Ryan Dahl đã khai sinh ra </w:t>
+      </w:r>
+      <w:r>
+        <w:rPr>
+          <w:b/>
+          <w:bCs/>
+          <w:i w:val="false"/>
+          <w:iCs w:val="false"/>
+          <w:strike w:val="false"/>
+          <w:color w:val="000000"/>
+          <w:sz w:val="24"/>
+          <w:szCs w:val="24"/>
+          <w:rtl w:val="false"/>
+        </w:rPr>
         <w:t xml:space="preserve">Node.js</w:t>
       </w:r>
       <w:r>
@@ -728,7 +916,7 @@
           <w:szCs w:val="24"/>
           <w:rtl w:val="false"/>
         </w:rPr>
-        <w:t xml:space="preserve">. Ngay khi ra mắt tại hội nghị JSConf châu Âu cuối năm 2009, Node.js đã nhận được sự chú ý vô cùng to lớn.</w:t>
+        <w:t xml:space="preserve">. Ngay khi ra mắt tại hội nghị JSConf châu Âu cuối năm 2009, công nghệ này đã nhận được sự chú ý vô cùng to lớn.</w:t>
       </w:r>
     </w:p>
     <w:p>
@@ -738,20 +926,20 @@
         <w:bidi w:val="false"/>
         <w:spacing w:after="120" w:before="240"/>
       </w:pPr>
-      <w:bookmarkStart w:name="_Toc__12_Cc_ct_mc_pht_trin_quan_trng_1778658353554" w:id="1"/>
-      <w:r>
-        <w:rPr>
-          <w:b w:val="false"/>
-          <w:bCs w:val="false"/>
-          <w:i w:val="false"/>
-          <w:iCs w:val="false"/>
-          <w:strike w:val="false"/>
-          <w:color w:val="000000"/>
-          <w:sz w:val="20"/>
-          <w:szCs w:val="20"/>
-          <w:rtl w:val="false"/>
-        </w:rPr>
-        <w:t xml:space="preserve">1.2. Các cột mốc phát triển quan trọng</w:t>
+      <w:bookmarkStart w:name="_Toc__13_Cc_ct_mc_pht_trin_quan_trng_1778717648541" w:id="1"/>
+      <w:r>
+        <w:rPr>
+          <w:b w:val="false"/>
+          <w:bCs w:val="false"/>
+          <w:i w:val="false"/>
+          <w:iCs w:val="false"/>
+          <w:strike w:val="false"/>
+          <w:color w:val="000000"/>
+          <w:sz w:val="20"/>
+          <w:szCs w:val="20"/>
+          <w:rtl w:val="false"/>
+        </w:rPr>
+        <w:t xml:space="preserve">1.3. Các cột mốc phát triển quan trọng</w:t>
       </w:r>
       <w:bookmarkEnd w:id="1"/>
     </w:p>
@@ -773,7 +961,7 @@
           <w:szCs w:val="24"/>
           <w:rtl w:val="false"/>
         </w:rPr>
-        <w:t xml:space="preserve">Qua quá trình tìm hiểu, em xin liệt kê một số cột mốc định hình nên hệ sinh thái Node.js như ngày nay:</w:t>
+        <w:t xml:space="preserve">Qua quá trình tìm hiểu, em xin liệt kê một số sự kiện quan trọng đã giúp định hình hệ sinh thái Node.js lớn mạnh như hiện tại:</w:t>
       </w:r>
     </w:p>
     <w:p>
@@ -812,7 +1000,35 @@
           <w:szCs w:val="24"/>
           <w:rtl w:val="false"/>
         </w:rPr>
-        <w:t xml:space="preserve"> Hệ thống quản lý gói npm (Node Package Manager) ra mắt. Đây là bước ngoặt giúp cộng đồng chia sẻ các thư viện mã nguồn mở, biến npm thành kho thư viện lập trình lớn nhất thế giới.</w:t>
+        <w:t xml:space="preserve"> Ra mắt </w:t>
+      </w:r>
+      <w:r>
+        <w:rPr>
+          <w:b/>
+          <w:bCs/>
+          <w:i w:val="false"/>
+          <w:iCs w:val="false"/>
+          <w:strike w:val="false"/>
+          <w:color w:val="000000"/>
+          <w:sz w:val="24"/>
+          <w:szCs w:val="24"/>
+          <w:rtl w:val="false"/>
+        </w:rPr>
+        <w:t xml:space="preserve">npm (Node Package Manager)</w:t>
+      </w:r>
+      <w:r>
+        <w:rPr>
+          <w:b w:val="false"/>
+          <w:bCs w:val="false"/>
+          <w:i w:val="false"/>
+          <w:iCs w:val="false"/>
+          <w:strike w:val="false"/>
+          <w:color w:val="000000"/>
+          <w:sz w:val="24"/>
+          <w:szCs w:val="24"/>
+          <w:rtl w:val="false"/>
+        </w:rPr>
+        <w:t xml:space="preserve">. Đây là một cuộc cách mạng vì nó tạo ra một "chợ ứng dụng" nơi các lập trình viên trên toàn cầu có thể chia sẻ các đoạn code (package) miễn phí.</w:t>
       </w:r>
     </w:p>
     <w:p>
@@ -851,7 +1067,7 @@
           <w:szCs w:val="24"/>
           <w:rtl w:val="false"/>
         </w:rPr>
-        <w:t xml:space="preserve"> Microsoft hợp tác đưa Node.js hỗ trợ môi trường Windows một cách nguyên bản.</w:t>
+        <w:t xml:space="preserve"> Nhờ sự tài trợ của Microsoft, Node.js chính thức hỗ trợ môi trường Windows nguyên bản, giúp số lượng người dùng tăng theo cấp số nhân.</w:t>
       </w:r>
     </w:p>
     <w:p>
@@ -918,7 +1134,7 @@
           <w:szCs w:val="24"/>
           <w:rtl w:val="false"/>
         </w:rPr>
-        <w:t xml:space="preserve"> (nay là OpenJS Foundation), đảm bảo tính trung lập và quản trị dân chủ cho dự án.</w:t>
+        <w:t xml:space="preserve"> (nay là OpenJS Foundation), đưa Node.js trở thành tài sản chung của cộng đồng, không phụ thuộc vào công ty tư nhân nào.</w:t>
       </w:r>
     </w:p>
     <w:p>
@@ -957,7 +1173,7 @@
           <w:szCs w:val="24"/>
           <w:rtl w:val="false"/>
         </w:rPr>
-        <w:t xml:space="preserve"> Node.js tiếp tục phát hành theo chu kỳ vòng đời dài hạn LTS với các phiên bản mạnh mẽ như v24, v26, đồng thời tối ưu hóa tính năng Worker Threads để xử lý đa luồng tốt hơn.</w:t>
+        <w:t xml:space="preserve"> Node.js tiếp tục phát hành theo chu kỳ vòng đời dài hạn (LTS - Long Term Support) với các bản cập nhật v24, v26 mang đến nhiều tính năng cải tiến cực mạnh như hỗ trợ TypeScript trực tiếp và tối ưu hóa Worker Threads.</w:t>
       </w:r>
     </w:p>
     <w:p>
@@ -967,7 +1183,7 @@
         <w:bidi w:val="false"/>
         <w:spacing w:after="120" w:before="240"/>
       </w:pPr>
-      <w:bookmarkStart w:name="_Toc__2_Nguyn_l_hot_ng_v_Kin_trc_vi_m_1778658353555" w:id="1"/>
+      <w:bookmarkStart w:name="_Toc__2_Nguyn_l_hot_ng_v_Kin_trc_vi_m_1778717648542" w:id="1"/>
       <w:r>
         <w:rPr>
           <w:b w:val="false"/>
@@ -1002,7 +1218,7 @@
           <w:szCs w:val="24"/>
           <w:rtl w:val="false"/>
         </w:rPr>
-        <w:t xml:space="preserve">Khác biệt hoàn toàn so với máy chủ truyền thống, để hiểu được tại sao Node.js lại xử lý nhanh đến vậy, em xin phân tích sâu vào ba thành phần cốt lõi: V8 Engine, thư viện libuv, và vòng lặp Event Loop.</w:t>
+        <w:t xml:space="preserve">Để giải thích tại sao Node.js chỉ có một luồng duy nhất mà lại nhanh hơn cả các máy chủ có hàng chục luồng, em xin phân tích chi tiết vào 3 thành phần cốt lõi tạo nên sức mạnh của Node.js. Để dễ hình dung, em xin dùng một ví dụ ẩn dụ về "Một quán cà phê".</w:t>
       </w:r>
     </w:p>
     <w:p>
@@ -1012,20 +1228,20 @@
         <w:bidi w:val="false"/>
         <w:spacing w:after="120" w:before="240"/>
       </w:pPr>
-      <w:bookmarkStart w:name="_Toc__21_ng_c_V8_V8_JavaScript_Engine_1778658353556" w:id="1"/>
-      <w:r>
-        <w:rPr>
-          <w:b w:val="false"/>
-          <w:bCs w:val="false"/>
-          <w:i w:val="false"/>
-          <w:iCs w:val="false"/>
-          <w:strike w:val="false"/>
-          <w:color w:val="000000"/>
-          <w:sz w:val="20"/>
-          <w:szCs w:val="20"/>
-          <w:rtl w:val="false"/>
-        </w:rPr>
-        <w:t xml:space="preserve">2.1. Động cơ V8 (V8 JavaScript Engine)</w:t>
+      <w:bookmarkStart w:name="_Toc__21_ng_c_V8_V8_JavaScript_Engine_B_no_x__1778717648542" w:id="1"/>
+      <w:r>
+        <w:rPr>
+          <w:b w:val="false"/>
+          <w:bCs w:val="false"/>
+          <w:i w:val="false"/>
+          <w:iCs w:val="false"/>
+          <w:strike w:val="false"/>
+          <w:color w:val="000000"/>
+          <w:sz w:val="20"/>
+          <w:szCs w:val="20"/>
+          <w:rtl w:val="false"/>
+        </w:rPr>
+        <w:t xml:space="preserve">2.1. Động cơ V8 (V8 JavaScript Engine) - "Bộ não xử lý tốc độ cao"</w:t>
       </w:r>
       <w:bookmarkEnd w:id="1"/>
     </w:p>
@@ -1047,7 +1263,7 @@
           <w:szCs w:val="24"/>
           <w:rtl w:val="false"/>
         </w:rPr>
-        <w:t xml:space="preserve">Thay vì thông dịch mã (interpret) theo từng dòng truyền thống, V8 sử dụng kỹ thuật </w:t>
+        <w:t xml:space="preserve">JavaScript vốn là ngôn ngữ thông dịch (chạy tới đâu dịch tới đó), nên trước đây nó nổi tiếng là chậm. Tuy nhiên, Node.js sử dụng V8 Engine của Google. Động cơ này áp dụng kỹ thuật </w:t>
       </w:r>
       <w:r>
         <w:rPr>
@@ -1061,21 +1277,21 @@
           <w:szCs w:val="24"/>
           <w:rtl w:val="false"/>
         </w:rPr>
-        <w:t xml:space="preserve">Biên dịch tức thời (JIT)</w:t>
-      </w:r>
-      <w:r>
-        <w:rPr>
-          <w:b w:val="false"/>
-          <w:bCs w:val="false"/>
-          <w:i w:val="false"/>
-          <w:iCs w:val="false"/>
-          <w:strike w:val="false"/>
-          <w:color w:val="000000"/>
-          <w:sz w:val="24"/>
-          <w:szCs w:val="24"/>
-          <w:rtl w:val="false"/>
-        </w:rPr>
-        <w:t xml:space="preserve">. Khi tệp lệnh JavaScript được nạp vào, V8 sẽ biên dịch trực tiếp mã nguồn này thành ngôn ngữ máy (machine code). Nhờ đó, tốc độ tính toán thuần túy của Node.js được gia tăng đáng kể.</w:t>
+        <w:t xml:space="preserve">Biên dịch tức thời (Just-In-Time - JIT Compilation)</w:t>
+      </w:r>
+      <w:r>
+        <w:rPr>
+          <w:b w:val="false"/>
+          <w:bCs w:val="false"/>
+          <w:i w:val="false"/>
+          <w:iCs w:val="false"/>
+          <w:strike w:val="false"/>
+          <w:color w:val="000000"/>
+          <w:sz w:val="24"/>
+          <w:szCs w:val="24"/>
+          <w:rtl w:val="false"/>
+        </w:rPr>
+        <w:t xml:space="preserve">. Nó dịch thẳng toàn bộ mã JavaScript thành ngôn ngữ máy (Machine code) ở cấp độ vi xử lý phần cứng. Nhờ vậy, tốc độ tính toán thuần túy của Node.js được đẩy lên cực cao, nhanh không kém gì các ngôn ngữ biên dịch mạnh mẽ như C++ hay Java.</w:t>
       </w:r>
     </w:p>
     <w:p>
@@ -1085,20 +1301,20 @@
         <w:bidi w:val="false"/>
         <w:spacing w:after="120" w:before="240"/>
       </w:pPr>
-      <w:bookmarkStart w:name="_Toc__22_Th_vin_libuv_v_Thread_Pool_1778658353556" w:id="1"/>
-      <w:r>
-        <w:rPr>
-          <w:b w:val="false"/>
-          <w:bCs w:val="false"/>
-          <w:i w:val="false"/>
-          <w:iCs w:val="false"/>
-          <w:strike w:val="false"/>
-          <w:color w:val="000000"/>
-          <w:sz w:val="20"/>
-          <w:szCs w:val="20"/>
-          <w:rtl w:val="false"/>
-        </w:rPr>
-        <w:t xml:space="preserve">2.2. Thư viện libuv và Thread Pool</w:t>
+      <w:bookmarkStart w:name="_Toc__22_Th_vin_libuv_v_Thread_Pool_i_ng_nhn__1778717648542" w:id="1"/>
+      <w:r>
+        <w:rPr>
+          <w:b w:val="false"/>
+          <w:bCs w:val="false"/>
+          <w:i w:val="false"/>
+          <w:iCs w:val="false"/>
+          <w:strike w:val="false"/>
+          <w:color w:val="000000"/>
+          <w:sz w:val="20"/>
+          <w:szCs w:val="20"/>
+          <w:rtl w:val="false"/>
+        </w:rPr>
+        <w:t xml:space="preserve">2.2. Thư viện libuv và Thread Pool - "Đội ngũ nhân viên nhà bếp"</w:t>
       </w:r>
       <w:bookmarkEnd w:id="1"/>
     </w:p>
@@ -1120,7 +1336,7 @@
           <w:szCs w:val="24"/>
           <w:rtl w:val="false"/>
         </w:rPr>
-        <w:t xml:space="preserve">Bản thân JavaScript trong V8 không có khái niệm bất đồng bộ đối với các tác vụ ngoại vi (I/O). Nhằm giải quyết điều này, Node.js sử dụng thư viện C++ có tên là </w:t>
+        <w:t xml:space="preserve">Trong Node.js, chỉ có một luồng chính duy nhất xử lý code JavaScript (giống như Quán cà phê chỉ có đúng </w:t>
       </w:r>
       <w:r>
         <w:rPr>
@@ -1134,6 +1350,35 @@
           <w:szCs w:val="24"/>
           <w:rtl w:val="false"/>
         </w:rPr>
+        <w:t xml:space="preserve">1 bạn Nhân viên thu ngân</w:t>
+      </w:r>
+      <w:r>
+        <w:rPr>
+          <w:b w:val="false"/>
+          <w:bCs w:val="false"/>
+          <w:i w:val="false"/>
+          <w:iCs w:val="false"/>
+          <w:strike w:val="false"/>
+          <w:color w:val="000000"/>
+          <w:sz w:val="24"/>
+          <w:szCs w:val="24"/>
+          <w:rtl w:val="false"/>
+        </w:rPr>
+        <w:t xml:space="preserve">). Vậy khi gặp các công việc nặng như đọc file từ ổ cứng hay truy xuất dữ liệu, làm sao nhân viên này không bị quá tải?
+Câu trả lời nằm ở thư viện </w:t>
+      </w:r>
+      <w:r>
+        <w:rPr>
+          <w:b/>
+          <w:bCs/>
+          <w:i w:val="false"/>
+          <w:iCs w:val="false"/>
+          <w:strike w:val="false"/>
+          <w:color w:val="000000"/>
+          <w:sz w:val="24"/>
+          <w:szCs w:val="24"/>
+          <w:rtl w:val="false"/>
+        </w:rPr>
         <w:t xml:space="preserve">libuv</w:t>
       </w:r>
       <w:r>
@@ -1148,8 +1393,326 @@
           <w:szCs w:val="24"/>
           <w:rtl w:val="false"/>
         </w:rPr>
-        <w:t xml:space="preserve">.</w:t>
-      </w:r>
+        <w:t xml:space="preserve">. Thư viện này chứa đựng một </w:t>
+      </w:r>
+      <w:r>
+        <w:rPr>
+          <w:b/>
+          <w:bCs/>
+          <w:i w:val="false"/>
+          <w:iCs w:val="false"/>
+          <w:strike w:val="false"/>
+          <w:color w:val="000000"/>
+          <w:sz w:val="24"/>
+          <w:szCs w:val="24"/>
+          <w:rtl w:val="false"/>
+        </w:rPr>
+        <w:t xml:space="preserve">Thread Pool</w:t>
+      </w:r>
+      <w:r>
+        <w:rPr>
+          <w:b w:val="false"/>
+          <w:bCs w:val="false"/>
+          <w:i w:val="false"/>
+          <w:iCs w:val="false"/>
+          <w:strike w:val="false"/>
+          <w:color w:val="000000"/>
+          <w:sz w:val="24"/>
+          <w:szCs w:val="24"/>
+          <w:rtl w:val="false"/>
+        </w:rPr>
+        <w:t xml:space="preserve"> (Bể luồng - giống như các đầu bếp phía sau nhà bếp).
+Khi luồng chính gặp một tác vụ I/O nặng nề (ví dụ: truy vấn CSDL từ MongoDB), nó sẽ không tự làm mà lập tức "quăng" công việc đó cho thư viện libuv xử lý ngầm (đưa bill cho nhà bếp). Nhờ vậy, luồng chính (bạn thu ngân) lập tức rảnh tay để quay lại tiếp tục nhận yêu cầu từ hàng ngàn khách hàng khác đang xếp hàng.</w:t>
+      </w:r>
+    </w:p>
+    <w:p>
+      <w:pPr>
+        <w:pStyle w:val="4"/>
+        <w:pStyle w:val="Heading4"/>
+        <w:bidi w:val="false"/>
+        <w:spacing w:after="120" w:before="240"/>
+      </w:pPr>
+      <w:bookmarkStart w:name="_Toc__23_Vng_lp_s_kin_Event_Loop_Ngi_qun_l_iu_1778717648543" w:id="1"/>
+      <w:r>
+        <w:rPr>
+          <w:b w:val="false"/>
+          <w:bCs w:val="false"/>
+          <w:i w:val="false"/>
+          <w:iCs w:val="false"/>
+          <w:strike w:val="false"/>
+          <w:color w:val="000000"/>
+          <w:sz w:val="20"/>
+          <w:szCs w:val="20"/>
+          <w:rtl w:val="false"/>
+        </w:rPr>
+        <w:t xml:space="preserve">2.3. Vòng lặp sự kiện (Event Loop) - "Người quản lý điều phối"</w:t>
+      </w:r>
+      <w:bookmarkEnd w:id="1"/>
+    </w:p>
+    <w:p>
+      <w:pPr>
+        <w:bidi w:val="false"/>
+        <w:spacing w:after="240" w:before="240" w:line="276"/>
+        <w:jc w:val="left"/>
+      </w:pPr>
+      <w:r>
+        <w:rPr>
+          <w:b w:val="false"/>
+          <w:bCs w:val="false"/>
+          <w:i w:val="false"/>
+          <w:iCs w:val="false"/>
+          <w:strike w:val="false"/>
+          <w:color w:val="000000"/>
+          <w:sz w:val="24"/>
+          <w:szCs w:val="24"/>
+          <w:rtl w:val="false"/>
+        </w:rPr>
+        <w:t xml:space="preserve">Event Loop chính là trái tim của Node.js. Nó là một vòng lặp chạy liên tục vô tận. Nhiệm vụ của nó là kiểm tra xem "nhà bếp" (libuv) đã làm xong việc chưa.
+Quy trình diễn ra như sau:</w:t>
+      </w:r>
+    </w:p>
+    <w:p>
+      <w:pPr>
+        <w:pStyle w:val="ListParagraph"/>
+        <w:numPr>
+          <w:ilvl w:val="0"/>
+          <w:numId w:val="3"/>
+        </w:numPr>
+        <w:bidi w:val="false"/>
+        <w:spacing w:after="120" w:before="120"/>
+      </w:pPr>
+      <w:r>
+        <w:rPr>
+          <w:b w:val="false"/>
+          <w:bCs w:val="false"/>
+          <w:i w:val="false"/>
+          <w:iCs w:val="false"/>
+          <w:strike w:val="false"/>
+          <w:color w:val="000000"/>
+          <w:sz w:val="24"/>
+          <w:szCs w:val="24"/>
+          <w:rtl w:val="false"/>
+        </w:rPr>
+        <w:t xml:space="preserve">Máy chủ nhận hàng ngàn Request từ người dùng (Khách hàng order cà phê).</w:t>
+      </w:r>
+    </w:p>
+    <w:p>
+      <w:pPr>
+        <w:pStyle w:val="ListParagraph"/>
+        <w:numPr>
+          <w:ilvl w:val="0"/>
+          <w:numId w:val="3"/>
+        </w:numPr>
+        <w:bidi w:val="false"/>
+        <w:spacing w:after="120" w:before="120"/>
+      </w:pPr>
+      <w:r>
+        <w:rPr>
+          <w:b w:val="false"/>
+          <w:bCs w:val="false"/>
+          <w:i w:val="false"/>
+          <w:iCs w:val="false"/>
+          <w:strike w:val="false"/>
+          <w:color w:val="000000"/>
+          <w:sz w:val="24"/>
+          <w:szCs w:val="24"/>
+          <w:rtl w:val="false"/>
+        </w:rPr>
+        <w:t xml:space="preserve">Event Loop tiếp nhận và giao ngay cho hệ điều hành hoặc libuv xử lý ngầm (Giao bill cho nhà bếp).</w:t>
+      </w:r>
+    </w:p>
+    <w:p>
+      <w:pPr>
+        <w:pStyle w:val="ListParagraph"/>
+        <w:numPr>
+          <w:ilvl w:val="0"/>
+          <w:numId w:val="3"/>
+        </w:numPr>
+        <w:bidi w:val="false"/>
+        <w:spacing w:after="120" w:before="120"/>
+      </w:pPr>
+      <w:r>
+        <w:rPr>
+          <w:b w:val="false"/>
+          <w:bCs w:val="false"/>
+          <w:i w:val="false"/>
+          <w:iCs w:val="false"/>
+          <w:strike w:val="false"/>
+          <w:color w:val="000000"/>
+          <w:sz w:val="24"/>
+          <w:szCs w:val="24"/>
+          <w:rtl w:val="false"/>
+        </w:rPr>
+        <w:t xml:space="preserve">Event Loop không đứng chờ mà quay lại quầy để tiếp các yêu cầu của khách khác.</w:t>
+      </w:r>
+    </w:p>
+    <w:p>
+      <w:pPr>
+        <w:pStyle w:val="ListParagraph"/>
+        <w:numPr>
+          <w:ilvl w:val="0"/>
+          <w:numId w:val="3"/>
+        </w:numPr>
+        <w:bidi w:val="false"/>
+        <w:spacing w:after="120" w:before="120"/>
+      </w:pPr>
+      <w:r>
+        <w:rPr>
+          <w:b w:val="false"/>
+          <w:bCs w:val="false"/>
+          <w:i w:val="false"/>
+          <w:iCs w:val="false"/>
+          <w:strike w:val="false"/>
+          <w:color w:val="000000"/>
+          <w:sz w:val="24"/>
+          <w:szCs w:val="24"/>
+          <w:rtl w:val="false"/>
+        </w:rPr>
+        <w:t xml:space="preserve">Khi Database trả về dữ liệu (Cà phê pha xong), libuv sẽ đặt một thông báo (Callback) vào một hàng đợi (Task Queue).</w:t>
+      </w:r>
+    </w:p>
+    <w:p>
+      <w:pPr>
+        <w:pStyle w:val="ListParagraph"/>
+        <w:numPr>
+          <w:ilvl w:val="0"/>
+          <w:numId w:val="3"/>
+        </w:numPr>
+        <w:bidi w:val="false"/>
+        <w:spacing w:after="120" w:before="120"/>
+      </w:pPr>
+      <w:r>
+        <w:rPr>
+          <w:b w:val="false"/>
+          <w:bCs w:val="false"/>
+          <w:i w:val="false"/>
+          <w:iCs w:val="false"/>
+          <w:strike w:val="false"/>
+          <w:color w:val="000000"/>
+          <w:sz w:val="24"/>
+          <w:szCs w:val="24"/>
+          <w:rtl w:val="false"/>
+        </w:rPr>
+        <w:t xml:space="preserve">Event Loop sẽ liên tục quét qua hàng đợi này. Khi thấy có kết quả, nó sẽ lấy ra và trả về ngay cho khách hàng ban đầu (Giao cà phê cho khách).</w:t>
+      </w:r>
+    </w:p>
+    <w:p>
+      <w:pPr>
+        <w:bidi w:val="false"/>
+        <w:spacing w:after="240" w:before="240" w:line="276"/>
+        <w:jc w:val="left"/>
+      </w:pPr>
+      <w:r>
+        <w:rPr>
+          <w:b w:val="false"/>
+          <w:bCs w:val="false"/>
+          <w:i w:val="false"/>
+          <w:iCs w:val="false"/>
+          <w:strike w:val="false"/>
+          <w:color w:val="000000"/>
+          <w:sz w:val="24"/>
+          <w:szCs w:val="24"/>
+          <w:rtl w:val="false"/>
+        </w:rPr>
+        <w:t xml:space="preserve">Sự kết hợp hoàn hảo này tạo ra một mô hình </w:t>
+      </w:r>
+      <w:r>
+        <w:rPr>
+          <w:b/>
+          <w:bCs/>
+          <w:i w:val="false"/>
+          <w:iCs w:val="false"/>
+          <w:strike w:val="false"/>
+          <w:color w:val="000000"/>
+          <w:sz w:val="24"/>
+          <w:szCs w:val="24"/>
+          <w:rtl w:val="false"/>
+        </w:rPr>
+        <w:t xml:space="preserve">Non-blocking I/O (Vào/Ra không chặn)</w:t>
+      </w:r>
+      <w:r>
+        <w:rPr>
+          <w:b w:val="false"/>
+          <w:bCs w:val="false"/>
+          <w:i w:val="false"/>
+          <w:iCs w:val="false"/>
+          <w:strike w:val="false"/>
+          <w:color w:val="000000"/>
+          <w:sz w:val="24"/>
+          <w:szCs w:val="24"/>
+          <w:rtl w:val="false"/>
+        </w:rPr>
+        <w:t xml:space="preserve">, giúp Node.js giải quyết bài toán C10K một cách xuất sắc với lượng RAM tiêu thụ cực kỳ nhỏ do không phải sinh ra thêm luồng mới dư thừa.</w:t>
+      </w:r>
+    </w:p>
+    <w:p>
+      <w:pPr>
+        <w:pStyle w:val="3"/>
+        <w:pStyle w:val="Heading3"/>
+        <w:bidi w:val="false"/>
+        <w:spacing w:after="120" w:before="240"/>
+      </w:pPr>
+      <w:bookmarkStart w:name="_Toc__3_nh_gi_u_im_v_Hn_ch_1778717648543" w:id="1"/>
+      <w:r>
+        <w:rPr>
+          <w:b w:val="false"/>
+          <w:bCs w:val="false"/>
+          <w:i w:val="false"/>
+          <w:iCs w:val="false"/>
+          <w:strike w:val="false"/>
+          <w:color w:val="000000"/>
+          <w:sz w:val="24"/>
+          <w:szCs w:val="24"/>
+          <w:rtl w:val="false"/>
+        </w:rPr>
+        <w:t xml:space="preserve">3. Đánh giá Ưu điểm và Hạn chế</w:t>
+      </w:r>
+      <w:bookmarkEnd w:id="1"/>
+    </w:p>
+    <w:p>
+      <w:pPr>
+        <w:bidi w:val="false"/>
+        <w:spacing w:after="240" w:before="240" w:line="276"/>
+        <w:jc w:val="left"/>
+      </w:pPr>
+      <w:r>
+        <w:rPr>
+          <w:b w:val="false"/>
+          <w:bCs w:val="false"/>
+          <w:i w:val="false"/>
+          <w:iCs w:val="false"/>
+          <w:strike w:val="false"/>
+          <w:color w:val="000000"/>
+          <w:sz w:val="24"/>
+          <w:szCs w:val="24"/>
+          <w:rtl w:val="false"/>
+        </w:rPr>
+        <w:t xml:space="preserve">Dù rất mạnh mẽ, nhưng không có công nghệ nào là hoàn hảo tuyệt đối. Qua quá trình làm đồ án và nghiên cứu, em đã tự rút ra được các ưu và nhược điểm cốt lõi của công nghệ này.</w:t>
+      </w:r>
+    </w:p>
+    <w:p>
+      <w:pPr>
+        <w:pStyle w:val="4"/>
+        <w:pStyle w:val="Heading4"/>
+        <w:bidi w:val="false"/>
+        <w:spacing w:after="120" w:before="240"/>
+      </w:pPr>
+      <w:bookmarkStart w:name="_Toc__31_Cc_im_mnh_ct_li_1778717648543" w:id="1"/>
+      <w:r>
+        <w:rPr>
+          <w:b w:val="false"/>
+          <w:bCs w:val="false"/>
+          <w:i w:val="false"/>
+          <w:iCs w:val="false"/>
+          <w:strike w:val="false"/>
+          <w:color w:val="000000"/>
+          <w:sz w:val="20"/>
+          <w:szCs w:val="20"/>
+          <w:rtl w:val="false"/>
+        </w:rPr>
+        <w:t xml:space="preserve">3.1. Các điểm mạnh cốt lõi</w:t>
+      </w:r>
+      <w:bookmarkEnd w:id="1"/>
     </w:p>
     <w:p>
       <w:pPr>
@@ -1163,17 +1726,31 @@
       </w:pPr>
       <w:r>
         <w:rPr>
-          <w:b w:val="false"/>
-          <w:bCs w:val="false"/>
-          <w:i w:val="false"/>
-          <w:iCs w:val="false"/>
-          <w:strike w:val="false"/>
-          <w:color w:val="000000"/>
-          <w:sz w:val="24"/>
-          <w:szCs w:val="24"/>
-          <w:rtl w:val="false"/>
-        </w:rPr>
-        <w:t xml:space="preserve">Đối với các giao tiếp qua mạng, libuv sẽ trực tiếp gửi yêu cầu cho hệ điều hành xử lý ngầm.</w:t>
+          <w:b/>
+          <w:bCs/>
+          <w:i w:val="false"/>
+          <w:iCs w:val="false"/>
+          <w:strike w:val="false"/>
+          <w:color w:val="000000"/>
+          <w:sz w:val="24"/>
+          <w:szCs w:val="24"/>
+          <w:rtl w:val="false"/>
+        </w:rPr>
+        <w:t xml:space="preserve">Hiệu suất tuyệt vời với I/O:</w:t>
+      </w:r>
+      <w:r>
+        <w:rPr>
+          <w:b w:val="false"/>
+          <w:bCs w:val="false"/>
+          <w:i w:val="false"/>
+          <w:iCs w:val="false"/>
+          <w:strike w:val="false"/>
+          <w:color w:val="000000"/>
+          <w:sz w:val="24"/>
+          <w:szCs w:val="24"/>
+          <w:rtl w:val="false"/>
+        </w:rPr>
+        <w:t xml:space="preserve"> Vì sử dụng cơ chế Non-blocking I/O, máy chủ Node.js không bị lãng phí RAM cho các luồng rảnh rỗi. Nó đặc biệt tỏa sáng khi làm việc với các hệ thống cần đọc/ghi dữ liệu liên tục như ứng dụng Chat, hay xây dựng các Web API trả về dạng JSON (như đồ án của em).</w:t>
       </w:r>
     </w:p>
     <w:p>
@@ -1188,112 +1765,107 @@
       </w:pPr>
       <w:r>
         <w:rPr>
-          <w:b w:val="false"/>
-          <w:bCs w:val="false"/>
-          <w:i w:val="false"/>
-          <w:iCs w:val="false"/>
-          <w:strike w:val="false"/>
-          <w:color w:val="000000"/>
-          <w:sz w:val="24"/>
-          <w:szCs w:val="24"/>
-          <w:rtl w:val="false"/>
-        </w:rPr>
-        <w:t xml:space="preserve">Đối với những tác vụ nặng (như thao tác file, mã hóa password), libuv duy trì một Thread Pool riêng (mặc định là 4 luồng). Khi gặp các tác vụ này, Node.js sẽ chuyển nó cho các luồng trong Thread Pool thực thi mà không làm gián đoạn luồng chính của ứng dụng.</w:t>
-      </w:r>
-    </w:p>
-    <w:p>
-      <w:pPr>
-        <w:pStyle w:val="4"/>
-        <w:pStyle w:val="Heading4"/>
-        <w:bidi w:val="false"/>
-        <w:spacing w:after="120" w:before="240"/>
-      </w:pPr>
-      <w:bookmarkStart w:name="_Toc__23_Vng_lp_s_kin_Event_Loop_1778658353556" w:id="1"/>
-      <w:r>
-        <w:rPr>
-          <w:b w:val="false"/>
-          <w:bCs w:val="false"/>
-          <w:i w:val="false"/>
-          <w:iCs w:val="false"/>
-          <w:strike w:val="false"/>
-          <w:color w:val="000000"/>
-          <w:sz w:val="20"/>
-          <w:szCs w:val="20"/>
-          <w:rtl w:val="false"/>
-        </w:rPr>
-        <w:t xml:space="preserve">2.3. Vòng lặp sự kiện (Event Loop)</w:t>
-      </w:r>
-      <w:bookmarkEnd w:id="1"/>
-    </w:p>
-    <w:p>
-      <w:pPr>
-        <w:bidi w:val="false"/>
-        <w:spacing w:after="240" w:before="240" w:line="276"/>
-        <w:jc w:val="left"/>
-      </w:pPr>
-      <w:r>
-        <w:rPr>
-          <w:b w:val="false"/>
-          <w:bCs w:val="false"/>
-          <w:i w:val="false"/>
-          <w:iCs w:val="false"/>
-          <w:strike w:val="false"/>
-          <w:color w:val="000000"/>
-          <w:sz w:val="24"/>
-          <w:szCs w:val="24"/>
-          <w:rtl w:val="false"/>
-        </w:rPr>
-        <w:t xml:space="preserve">Event Loop là "bộ não" điều phối mọi tác vụ của Node.js, chạy trên một luồng chính duy nhất. Khi người dùng gửi Request, Node.js tiếp nhận và nếu là truy vấn Database (I/O), nó chuyển cho libuv xử lý ngầm. Trong lúc đó, Event Loop đi phục vụ các người dùng khác. Khi Database trả kết quả xong, libuv đẩy callback chứa kết quả vào hàng đợi, Event Loop lấy ra và phản hồi về cho người dùng ban đầu.
-Tất cả diễn ra với độ trễ cỡ mili-giây, không luồng nào bị phong tỏa chờ đợi.</w:t>
-      </w:r>
-    </w:p>
-    <w:p>
-      <w:pPr>
-        <w:pStyle w:val="3"/>
-        <w:pStyle w:val="Heading3"/>
-        <w:bidi w:val="false"/>
-        <w:spacing w:after="120" w:before="240"/>
-      </w:pPr>
-      <w:bookmarkStart w:name="_Toc__3_nh_gi_u_im_v_Hn_ch_1778658353557" w:id="1"/>
-      <w:r>
-        <w:rPr>
-          <w:b w:val="false"/>
-          <w:bCs w:val="false"/>
-          <w:i w:val="false"/>
-          <w:iCs w:val="false"/>
-          <w:strike w:val="false"/>
-          <w:color w:val="000000"/>
-          <w:sz w:val="24"/>
-          <w:szCs w:val="24"/>
-          <w:rtl w:val="false"/>
-        </w:rPr>
-        <w:t xml:space="preserve">3. Đánh giá Ưu điểm và Hạn chế</w:t>
-      </w:r>
-      <w:bookmarkEnd w:id="1"/>
-    </w:p>
-    <w:p>
-      <w:pPr>
-        <w:pStyle w:val="4"/>
-        <w:pStyle w:val="Heading4"/>
-        <w:bidi w:val="false"/>
-        <w:spacing w:after="120" w:before="240"/>
-      </w:pPr>
-      <w:bookmarkStart w:name="_Toc__31_Cc_im_mnh_ct_li_1778658353557" w:id="1"/>
-      <w:r>
-        <w:rPr>
-          <w:b w:val="false"/>
-          <w:bCs w:val="false"/>
-          <w:i w:val="false"/>
-          <w:iCs w:val="false"/>
-          <w:strike w:val="false"/>
-          <w:color w:val="000000"/>
-          <w:sz w:val="20"/>
-          <w:szCs w:val="20"/>
-          <w:rtl w:val="false"/>
-        </w:rPr>
-        <w:t xml:space="preserve">3.1. Các điểm mạnh cốt lõi</w:t>
-      </w:r>
-      <w:bookmarkEnd w:id="1"/>
+          <w:b/>
+          <w:bCs/>
+          <w:i w:val="false"/>
+          <w:iCs w:val="false"/>
+          <w:strike w:val="false"/>
+          <w:color w:val="000000"/>
+          <w:sz w:val="24"/>
+          <w:szCs w:val="24"/>
+          <w:rtl w:val="false"/>
+        </w:rPr>
+        <w:t xml:space="preserve">Hệ sinh thái mã nguồn mở khổng lồ:</w:t>
+      </w:r>
+      <w:r>
+        <w:rPr>
+          <w:b w:val="false"/>
+          <w:bCs w:val="false"/>
+          <w:i w:val="false"/>
+          <w:iCs w:val="false"/>
+          <w:strike w:val="false"/>
+          <w:color w:val="000000"/>
+          <w:sz w:val="24"/>
+          <w:szCs w:val="24"/>
+          <w:rtl w:val="false"/>
+        </w:rPr>
+        <w:t xml:space="preserve"> Với việc tải thư viện bằng lệnh </w:t>
+      </w:r>
+      <w:r>
+        <w:rPr>
+          <w:rFonts w:ascii="Courier New" w:cs="Courier New" w:eastAsia="Courier New" w:hAnsi="Courier New"/>
+          <w:color w:val="444444"/>
+          <w:sz w:val="20"/>
+          <w:szCs w:val="20"/>
+          <w:shd w:fill="F5F5F5"/>
+          <w:rtl w:val="false"/>
+        </w:rPr>
+        <w:t xml:space="preserve">npm</w:t>
+      </w:r>
+      <w:r>
+        <w:rPr>
+          <w:b w:val="false"/>
+          <w:bCs w:val="false"/>
+          <w:i w:val="false"/>
+          <w:iCs w:val="false"/>
+          <w:strike w:val="false"/>
+          <w:color w:val="000000"/>
+          <w:sz w:val="24"/>
+          <w:szCs w:val="24"/>
+          <w:rtl w:val="false"/>
+        </w:rPr>
+        <w:t xml:space="preserve">, lập trình viên gần như có sẵn mọi công cụ trên đời: từ thư viện mã hóa mật khẩu (</w:t>
+      </w:r>
+      <w:r>
+        <w:rPr>
+          <w:rFonts w:ascii="Courier New" w:cs="Courier New" w:eastAsia="Courier New" w:hAnsi="Courier New"/>
+          <w:color w:val="444444"/>
+          <w:sz w:val="20"/>
+          <w:szCs w:val="20"/>
+          <w:shd w:fill="F5F5F5"/>
+          <w:rtl w:val="false"/>
+        </w:rPr>
+        <w:t xml:space="preserve">bcrypt</w:t>
+      </w:r>
+      <w:r>
+        <w:rPr>
+          <w:b w:val="false"/>
+          <w:bCs w:val="false"/>
+          <w:i w:val="false"/>
+          <w:iCs w:val="false"/>
+          <w:strike w:val="false"/>
+          <w:color w:val="000000"/>
+          <w:sz w:val="24"/>
+          <w:szCs w:val="24"/>
+          <w:rtl w:val="false"/>
+        </w:rPr>
+        <w:t xml:space="preserve">), kết nối Database (</w:t>
+      </w:r>
+      <w:r>
+        <w:rPr>
+          <w:rFonts w:ascii="Courier New" w:cs="Courier New" w:eastAsia="Courier New" w:hAnsi="Courier New"/>
+          <w:color w:val="444444"/>
+          <w:sz w:val="20"/>
+          <w:szCs w:val="20"/>
+          <w:shd w:fill="F5F5F5"/>
+          <w:rtl w:val="false"/>
+        </w:rPr>
+        <w:t xml:space="preserve">Prisma</w:t>
+      </w:r>
+      <w:r>
+        <w:rPr>
+          <w:b w:val="false"/>
+          <w:bCs w:val="false"/>
+          <w:i w:val="false"/>
+          <w:iCs w:val="false"/>
+          <w:strike w:val="false"/>
+          <w:color w:val="000000"/>
+          <w:sz w:val="24"/>
+          <w:szCs w:val="24"/>
+          <w:rtl w:val="false"/>
+        </w:rPr>
+        <w:t xml:space="preserve">), cho đến tạo file Excel. Điều này giúp đẩy nhanh tốc độ hoàn thành dự án lên rất nhiều lần.</w:t>
+      </w:r>
     </w:p>
     <w:p>
       <w:pPr>
@@ -1317,22 +1889,46 @@
           <w:szCs w:val="24"/>
           <w:rtl w:val="false"/>
         </w:rPr>
-        <w:t xml:space="preserve">Hiệu suất I/O vượt trội:</w:t>
-      </w:r>
-      <w:r>
-        <w:rPr>
-          <w:b w:val="false"/>
-          <w:bCs w:val="false"/>
-          <w:i w:val="false"/>
-          <w:iCs w:val="false"/>
-          <w:strike w:val="false"/>
-          <w:color w:val="000000"/>
-          <w:sz w:val="24"/>
-          <w:szCs w:val="24"/>
-          <w:rtl w:val="false"/>
-        </w:rPr>
-        <w:t xml:space="preserve"> Kiến trúc xử lý đồng thời khiến hệ thống sử dụng rất ít RAM. Máy chủ Node.js có thể gồng gánh hàng chục nghìn kết nối mà không sụp đổ.</w:t>
-      </w:r>
+        <w:t xml:space="preserve">Sự đồng nhất về ngôn ngữ (Full-stack JavaScript):</w:t>
+      </w:r>
+      <w:r>
+        <w:rPr>
+          <w:b w:val="false"/>
+          <w:bCs w:val="false"/>
+          <w:i w:val="false"/>
+          <w:iCs w:val="false"/>
+          <w:strike w:val="false"/>
+          <w:color w:val="000000"/>
+          <w:sz w:val="24"/>
+          <w:szCs w:val="24"/>
+          <w:rtl w:val="false"/>
+        </w:rPr>
+        <w:t xml:space="preserve"> Trước đây, để làm web, chúng ta phải học PHP/Java cho phía máy chủ và JavaScript cho phía giao diện. Với nền tảng này, sinh viên chúng em chỉ cần tinh thông duy nhất một ngôn ngữ là JavaScript/TypeScript để phát triển toàn bộ sản phẩm. Điều này giảm tải áp lực học tập và tối ưu hóa khả năng tái sử dụng code.</w:t>
+      </w:r>
+    </w:p>
+    <w:p>
+      <w:pPr>
+        <w:pStyle w:val="4"/>
+        <w:pStyle w:val="Heading4"/>
+        <w:bidi w:val="false"/>
+        <w:spacing w:after="120" w:before="240"/>
+      </w:pPr>
+      <w:bookmarkStart w:name="_Toc__32_Nhng_gii_hn_v_nhc_im_1778717648544" w:id="1"/>
+      <w:r>
+        <w:rPr>
+          <w:b w:val="false"/>
+          <w:bCs w:val="false"/>
+          <w:i w:val="false"/>
+          <w:iCs w:val="false"/>
+          <w:strike w:val="false"/>
+          <w:color w:val="000000"/>
+          <w:sz w:val="20"/>
+          <w:szCs w:val="20"/>
+          <w:rtl w:val="false"/>
+        </w:rPr>
+        <w:t xml:space="preserve">3.2. Những giới hạn và nhược điểm</w:t>
+      </w:r>
+      <w:bookmarkEnd w:id="1"/>
     </w:p>
     <w:p>
       <w:pPr>
@@ -1356,21 +1952,21 @@
           <w:szCs w:val="24"/>
           <w:rtl w:val="false"/>
         </w:rPr>
-        <w:t xml:space="preserve">Đồng nhất công nghệ (Full-stack JavaScript):</w:t>
-      </w:r>
-      <w:r>
-        <w:rPr>
-          <w:b w:val="false"/>
-          <w:bCs w:val="false"/>
-          <w:i w:val="false"/>
-          <w:iCs w:val="false"/>
-          <w:strike w:val="false"/>
-          <w:color w:val="000000"/>
-          <w:sz w:val="24"/>
-          <w:szCs w:val="24"/>
-          <w:rtl w:val="false"/>
-        </w:rPr>
-        <w:t xml:space="preserve"> Giúp sinh viên như em có thể dùng chung ngôn ngữ JavaScript/TypeScript trên cả trình duyệt và máy chủ, giảm thời gian học nhiều ngôn ngữ khác nhau.</w:t>
+        <w:t xml:space="preserve">Điểm yếu chí mạng với tác vụ nặng về CPU (CPU-bound tasks):</w:t>
+      </w:r>
+      <w:r>
+        <w:rPr>
+          <w:b w:val="false"/>
+          <w:bCs w:val="false"/>
+          <w:i w:val="false"/>
+          <w:iCs w:val="false"/>
+          <w:strike w:val="false"/>
+          <w:color w:val="000000"/>
+          <w:sz w:val="24"/>
+          <w:szCs w:val="24"/>
+          <w:rtl w:val="false"/>
+        </w:rPr>
+        <w:t xml:space="preserve"> Vì bản chất Node.js chỉ có 1 luồng chính (Main thread), nếu ta bắt luồng này làm một công việc tính toán quá phức tạp và kéo dài (Ví dụ: Encode một đoạn video 4K, hay huấn luyện mô hình Trí tuệ nhân tạo mất 5 giây), thì luồng chính này sẽ bị "đóng băng" trong 5 giây. Hậu quả là toàn bộ các người dùng khác truy cập vào trang web trong 5 giây đó đều bị treo (vì "nhân viên thu ngân" đang bận). Vì vậy, em nhận thấy Node.js tuyệt đối không ưu tiên dùng cho các phần mềm liên quan đến AI hay xử lý hình ảnh phức tạp.</w:t>
       </w:r>
     </w:p>
     <w:p>
@@ -1395,46 +1991,92 @@
           <w:szCs w:val="24"/>
           <w:rtl w:val="false"/>
         </w:rPr>
-        <w:t xml:space="preserve">Hệ sinh thái mã nguồn mở (npm):</w:t>
-      </w:r>
-      <w:r>
-        <w:rPr>
-          <w:b w:val="false"/>
-          <w:bCs w:val="false"/>
-          <w:i w:val="false"/>
-          <w:iCs w:val="false"/>
-          <w:strike w:val="false"/>
-          <w:color w:val="000000"/>
-          <w:sz w:val="24"/>
-          <w:szCs w:val="24"/>
-          <w:rtl w:val="false"/>
-        </w:rPr>
-        <w:t xml:space="preserve"> Với hơn 2.5 triệu mô-đun, bất kỳ yêu cầu nào (mã hóa, biểu đồ, kết nối DB) đều có sẵn thư viện hỗ trợ.</w:t>
-      </w:r>
-    </w:p>
-    <w:p>
-      <w:pPr>
-        <w:pStyle w:val="4"/>
-        <w:pStyle w:val="Heading4"/>
+        <w:t xml:space="preserve">Vấn đề "Địa ngục gọi lại" (Callback Hell):</w:t>
+      </w:r>
+      <w:r>
+        <w:rPr>
+          <w:b w:val="false"/>
+          <w:bCs w:val="false"/>
+          <w:i w:val="false"/>
+          <w:iCs w:val="false"/>
+          <w:strike w:val="false"/>
+          <w:color w:val="000000"/>
+          <w:sz w:val="24"/>
+          <w:szCs w:val="24"/>
+          <w:rtl w:val="false"/>
+        </w:rPr>
+        <w:t xml:space="preserve"> Do bản chất làm việc không đồng bộ, trước đây lập trình viên phải viết các hàm "gọi lại" (callback) lồng ghép vào nhau liên tục để chờ kết quả. Mã nguồn khi đó lùi thụt vào như một hình kim tự tháp, vô cùng khó đọc và khó bắt lỗi. Dù hiện tại cú pháp </w:t>
+      </w:r>
+      <w:r>
+        <w:rPr>
+          <w:rFonts w:ascii="Courier New" w:cs="Courier New" w:eastAsia="Courier New" w:hAnsi="Courier New"/>
+          <w:color w:val="444444"/>
+          <w:sz w:val="20"/>
+          <w:szCs w:val="20"/>
+          <w:shd w:fill="F5F5F5"/>
+          <w:rtl w:val="false"/>
+        </w:rPr>
+        <w:t xml:space="preserve">async / await</w:t>
+      </w:r>
+      <w:r>
+        <w:rPr>
+          <w:b w:val="false"/>
+          <w:bCs w:val="false"/>
+          <w:i w:val="false"/>
+          <w:iCs w:val="false"/>
+          <w:strike w:val="false"/>
+          <w:color w:val="000000"/>
+          <w:sz w:val="24"/>
+          <w:szCs w:val="24"/>
+          <w:rtl w:val="false"/>
+        </w:rPr>
+        <w:t xml:space="preserve"> đã ra đời giúp code nhìn gọn gàng hơn như code đồng bộ, nhưng nó vẫn đòi hỏi lập trình viên phải thật sự am hiểu luồng chạy nếu không sẽ rất dễ sinh ra lỗi ngầm.</w:t>
+      </w:r>
+    </w:p>
+    <w:p>
+      <w:pPr>
+        <w:pStyle w:val="3"/>
+        <w:pStyle w:val="Heading3"/>
         <w:bidi w:val="false"/>
         <w:spacing w:after="120" w:before="240"/>
       </w:pPr>
-      <w:bookmarkStart w:name="_Toc__32_Nhng_gii_hn_v_nhc_im_1778658353557" w:id="1"/>
-      <w:r>
-        <w:rPr>
-          <w:b w:val="false"/>
-          <w:bCs w:val="false"/>
-          <w:i w:val="false"/>
-          <w:iCs w:val="false"/>
-          <w:strike w:val="false"/>
-          <w:color w:val="000000"/>
-          <w:sz w:val="20"/>
-          <w:szCs w:val="20"/>
-          <w:rtl w:val="false"/>
-        </w:rPr>
-        <w:t xml:space="preserve">3.2. Những giới hạn và nhược điểm</w:t>
+      <w:bookmarkStart w:name="_Toc__4_Kh_nng_ng_dng_trong_thc_t_1778717648545" w:id="1"/>
+      <w:r>
+        <w:rPr>
+          <w:b w:val="false"/>
+          <w:bCs w:val="false"/>
+          <w:i w:val="false"/>
+          <w:iCs w:val="false"/>
+          <w:strike w:val="false"/>
+          <w:color w:val="000000"/>
+          <w:sz w:val="24"/>
+          <w:szCs w:val="24"/>
+          <w:rtl w:val="false"/>
+        </w:rPr>
+        <w:t xml:space="preserve">4. Khả năng ứng dụng trong thực tế</w:t>
       </w:r>
       <w:bookmarkEnd w:id="1"/>
+    </w:p>
+    <w:p>
+      <w:pPr>
+        <w:bidi w:val="false"/>
+        <w:spacing w:after="240" w:before="240" w:line="276"/>
+        <w:jc w:val="left"/>
+      </w:pPr>
+      <w:r>
+        <w:rPr>
+          <w:b w:val="false"/>
+          <w:bCs w:val="false"/>
+          <w:i w:val="false"/>
+          <w:iCs w:val="false"/>
+          <w:strike w:val="false"/>
+          <w:color w:val="000000"/>
+          <w:sz w:val="24"/>
+          <w:szCs w:val="24"/>
+          <w:rtl w:val="false"/>
+        </w:rPr>
+        <w:t xml:space="preserve">Để chứng minh sức mạnh của Node.js không chỉ nằm trên lý thuyết, em xin đưa ra một số ví dụ thực tiễn về cách các "ông lớn" công nghệ trên thế giới đang tận dụng nền tảng này:</w:t>
+      </w:r>
     </w:p>
     <w:p>
       <w:pPr>
@@ -1458,21 +2100,49 @@
           <w:szCs w:val="24"/>
           <w:rtl w:val="false"/>
         </w:rPr>
-        <w:t xml:space="preserve">Điểm yếu trước các tác vụ chuyên sâu CPU:</w:t>
-      </w:r>
-      <w:r>
-        <w:rPr>
-          <w:b w:val="false"/>
-          <w:bCs w:val="false"/>
-          <w:i w:val="false"/>
-          <w:iCs w:val="false"/>
-          <w:strike w:val="false"/>
-          <w:color w:val="000000"/>
-          <w:sz w:val="24"/>
-          <w:szCs w:val="24"/>
-          <w:rtl w:val="false"/>
-        </w:rPr>
-        <w:t xml:space="preserve"> Vì chỉ có một luồng chính, nếu có tác vụ tính toán quá nặng chiếm giữ luồng này, toàn bộ server sẽ bị nghẽn. Do đó, em nhận thấy Node.js không được ưu tiên dùng cho các ứng dụng trí tuệ nhân tạo nặng hay xử lý video.</w:t>
+        <w:t xml:space="preserve">Các ứng dụng tương tác thời gian thực (Real-time Applications):</w:t>
+      </w:r>
+      <w:r>
+        <w:rPr>
+          <w:b w:val="false"/>
+          <w:bCs w:val="false"/>
+          <w:i w:val="false"/>
+          <w:iCs w:val="false"/>
+          <w:strike w:val="false"/>
+          <w:color w:val="000000"/>
+          <w:sz w:val="24"/>
+          <w:szCs w:val="24"/>
+          <w:rtl w:val="false"/>
+        </w:rPr>
+        <w:t xml:space="preserve"> Các nền tảng yêu cầu trao đổi dữ liệu liên tục không có độ trễ như </w:t>
+      </w:r>
+      <w:r>
+        <w:rPr>
+          <w:b/>
+          <w:bCs/>
+          <w:i w:val="false"/>
+          <w:iCs w:val="false"/>
+          <w:strike w:val="false"/>
+          <w:color w:val="000000"/>
+          <w:sz w:val="24"/>
+          <w:szCs w:val="24"/>
+          <w:rtl w:val="false"/>
+        </w:rPr>
+        <w:t xml:space="preserve">Slack, Discord (Nhắn tin), Trello (Cộng tác làm việc)</w:t>
+      </w:r>
+      <w:r>
+        <w:rPr>
+          <w:b w:val="false"/>
+          <w:bCs w:val="false"/>
+          <w:i w:val="false"/>
+          <w:iCs w:val="false"/>
+          <w:strike w:val="false"/>
+          <w:color w:val="000000"/>
+          <w:sz w:val="24"/>
+          <w:szCs w:val="24"/>
+          <w:rtl w:val="false"/>
+        </w:rPr>
+        <w:t xml:space="preserve">. Việc kết nối WebSocket duy trì liên tục rất tiêu tốn tài nguyên ở các máy chủ truyền thống, nhưng với kiến trúc Non-blocking của Node.js, mọi thứ trở nên nhẹ nhàng hơn rất nhiều.</w:t>
       </w:r>
     </w:p>
     <w:p>
@@ -1497,91 +2167,49 @@
           <w:szCs w:val="24"/>
           <w:rtl w:val="false"/>
         </w:rPr>
-        <w:t xml:space="preserve">Callback Hell:</w:t>
-      </w:r>
-      <w:r>
-        <w:rPr>
-          <w:b w:val="false"/>
-          <w:bCs w:val="false"/>
-          <w:i w:val="false"/>
-          <w:iCs w:val="false"/>
-          <w:strike w:val="false"/>
-          <w:color w:val="000000"/>
-          <w:sz w:val="24"/>
-          <w:szCs w:val="24"/>
-          <w:rtl w:val="false"/>
-        </w:rPr>
-        <w:t xml:space="preserve"> Việc lạm dụng xử lý không đồng bộ có thể dẫn đến hệ quả mã nguồn phải lồng nhau phức tạp. Dù hiện tại đã có </w:t>
-      </w:r>
-      <w:r>
-        <w:rPr>
-          <w:rFonts w:ascii="Courier New" w:cs="Courier New" w:eastAsia="Courier New" w:hAnsi="Courier New"/>
-          <w:color w:val="444444"/>
-          <w:sz w:val="20"/>
-          <w:szCs w:val="20"/>
-          <w:shd w:fill="F5F5F5"/>
-          <w:rtl w:val="false"/>
-        </w:rPr>
-        <w:t xml:space="preserve">async/await</w:t>
-      </w:r>
-      <w:r>
-        <w:rPr>
-          <w:b w:val="false"/>
-          <w:bCs w:val="false"/>
-          <w:i w:val="false"/>
-          <w:iCs w:val="false"/>
-          <w:strike w:val="false"/>
-          <w:color w:val="000000"/>
-          <w:sz w:val="24"/>
-          <w:szCs w:val="24"/>
-          <w:rtl w:val="false"/>
-        </w:rPr>
-        <w:t xml:space="preserve"> để khắc phục, nhưng lập trình viên vẫn cần chú ý logic code để tránh lỗi.</w:t>
-      </w:r>
-    </w:p>
-    <w:p>
-      <w:pPr>
-        <w:pStyle w:val="3"/>
-        <w:pStyle w:val="Heading3"/>
-        <w:bidi w:val="false"/>
-        <w:spacing w:after="120" w:before="240"/>
-      </w:pPr>
-      <w:bookmarkStart w:name="_Toc__4_Kh_nng_ng_dng_trong_thc_t_1778658353558" w:id="1"/>
-      <w:r>
-        <w:rPr>
-          <w:b w:val="false"/>
-          <w:bCs w:val="false"/>
-          <w:i w:val="false"/>
-          <w:iCs w:val="false"/>
-          <w:strike w:val="false"/>
-          <w:color w:val="000000"/>
-          <w:sz w:val="24"/>
-          <w:szCs w:val="24"/>
-          <w:rtl w:val="false"/>
-        </w:rPr>
-        <w:t xml:space="preserve">4. Khả năng ứng dụng trong thực tế</w:t>
-      </w:r>
-      <w:bookmarkEnd w:id="1"/>
-    </w:p>
-    <w:p>
-      <w:pPr>
-        <w:bidi w:val="false"/>
-        <w:spacing w:after="240" w:before="240" w:line="276"/>
-        <w:jc w:val="left"/>
-      </w:pPr>
-      <w:r>
-        <w:rPr>
-          <w:b w:val="false"/>
-          <w:bCs w:val="false"/>
-          <w:i w:val="false"/>
-          <w:iCs w:val="false"/>
-          <w:strike w:val="false"/>
-          <w:color w:val="000000"/>
-          <w:sz w:val="24"/>
-          <w:szCs w:val="24"/>
-          <w:rtl w:val="false"/>
-        </w:rPr>
-        <w:t xml:space="preserve">Các công ty lớn thường lựa chọn Node.js cho:</w:t>
+        <w:t xml:space="preserve">Phục vụ luồng dữ liệu truyền phát (Data Streaming):</w:t>
+      </w:r>
+      <w:r>
+        <w:rPr>
+          <w:b w:val="false"/>
+          <w:bCs w:val="false"/>
+          <w:i w:val="false"/>
+          <w:iCs w:val="false"/>
+          <w:strike w:val="false"/>
+          <w:color w:val="000000"/>
+          <w:sz w:val="24"/>
+          <w:szCs w:val="24"/>
+          <w:rtl w:val="false"/>
+        </w:rPr>
+        <w:t xml:space="preserve"> Tập đoàn giải trí </w:t>
+      </w:r>
+      <w:r>
+        <w:rPr>
+          <w:b/>
+          <w:bCs/>
+          <w:i w:val="false"/>
+          <w:iCs w:val="false"/>
+          <w:strike w:val="false"/>
+          <w:color w:val="000000"/>
+          <w:sz w:val="24"/>
+          <w:szCs w:val="24"/>
+          <w:rtl w:val="false"/>
+        </w:rPr>
+        <w:t xml:space="preserve">Netflix</w:t>
+      </w:r>
+      <w:r>
+        <w:rPr>
+          <w:b w:val="false"/>
+          <w:bCs w:val="false"/>
+          <w:i w:val="false"/>
+          <w:iCs w:val="false"/>
+          <w:strike w:val="false"/>
+          <w:color w:val="000000"/>
+          <w:sz w:val="24"/>
+          <w:szCs w:val="24"/>
+          <w:rtl w:val="false"/>
+        </w:rPr>
+        <w:t xml:space="preserve"> đã chuyển đổi hệ thống giao diện người dùng của họ từ ngôn ngữ Java sang Node.js. Nhờ khả năng xử lý dữ liệu theo từng luồng khối nhỏ (Stream) cực tốt của Node.js, thời gian khởi động máy chủ của Netflix đã giảm từ 40 phút xuống chỉ còn dưới 1 phút.</w:t>
       </w:r>
     </w:p>
     <w:p>
@@ -1606,33 +2234,22 @@
           <w:szCs w:val="24"/>
           <w:rtl w:val="false"/>
         </w:rPr>
-        <w:t xml:space="preserve">Ứng dụng Tương tác Thời gian thực:</w:t>
-      </w:r>
-      <w:r>
-        <w:rPr>
-          <w:b w:val="false"/>
-          <w:bCs w:val="false"/>
-          <w:i w:val="false"/>
-          <w:iCs w:val="false"/>
-          <w:strike w:val="false"/>
-          <w:color w:val="000000"/>
-          <w:sz w:val="24"/>
-          <w:szCs w:val="24"/>
-          <w:rtl w:val="false"/>
-        </w:rPr>
-        <w:t xml:space="preserve"> Nền tảng Chat, hệ thống Cộng tác (Trello), trò chơi trực tuyến.</w:t>
-      </w:r>
-    </w:p>
-    <w:p>
-      <w:pPr>
-        <w:pStyle w:val="ListParagraph"/>
-        <w:numPr>
-          <w:ilvl w:val="0"/>
-          <w:numId w:val="1"/>
-        </w:numPr>
-        <w:bidi w:val="false"/>
-        <w:spacing w:after="120" w:before="120"/>
-      </w:pPr>
+        <w:t xml:space="preserve">Kiến trúc Vi dịch vụ (Microservices):</w:t>
+      </w:r>
+      <w:r>
+        <w:rPr>
+          <w:b w:val="false"/>
+          <w:bCs w:val="false"/>
+          <w:i w:val="false"/>
+          <w:iCs w:val="false"/>
+          <w:strike w:val="false"/>
+          <w:color w:val="000000"/>
+          <w:sz w:val="24"/>
+          <w:szCs w:val="24"/>
+          <w:rtl w:val="false"/>
+        </w:rPr>
+        <w:t xml:space="preserve"> Thay vì làm một hệ thống khổng lồ gánh vác mọi chức năng (Monolithic), các công ty như </w:t>
+      </w:r>
       <w:r>
         <w:rPr>
           <w:b/>
@@ -1645,33 +2262,67 @@
           <w:szCs w:val="24"/>
           <w:rtl w:val="false"/>
         </w:rPr>
-        <w:t xml:space="preserve">Microservices:</w:t>
-      </w:r>
-      <w:r>
-        <w:rPr>
-          <w:b w:val="false"/>
-          <w:bCs w:val="false"/>
-          <w:i w:val="false"/>
-          <w:iCs w:val="false"/>
-          <w:strike w:val="false"/>
-          <w:color w:val="000000"/>
-          <w:sz w:val="24"/>
-          <w:szCs w:val="24"/>
-          <w:rtl w:val="false"/>
-        </w:rPr>
-        <w:t xml:space="preserve"> Xây dựng các API nhỏ, độc lập, khởi động nhanh để chạy trên Docker/Kubernetes.</w:t>
-      </w:r>
-    </w:p>
-    <w:p>
-      <w:pPr>
-        <w:pStyle w:val="ListParagraph"/>
-        <w:numPr>
-          <w:ilvl w:val="0"/>
-          <w:numId w:val="1"/>
-        </w:numPr>
-        <w:bidi w:val="false"/>
-        <w:spacing w:after="120" w:before="120"/>
-      </w:pPr>
+        <w:t xml:space="preserve">PayPal, Uber</w:t>
+      </w:r>
+      <w:r>
+        <w:rPr>
+          <w:b w:val="false"/>
+          <w:bCs w:val="false"/>
+          <w:i w:val="false"/>
+          <w:iCs w:val="false"/>
+          <w:strike w:val="false"/>
+          <w:color w:val="000000"/>
+          <w:sz w:val="24"/>
+          <w:szCs w:val="24"/>
+          <w:rtl w:val="false"/>
+        </w:rPr>
+        <w:t xml:space="preserve"> đã chia nhỏ hệ thống thành hàng trăm máy chủ Node.js cục bộ cực nhỏ. Vì Node.js khởi động rất nhanh và chạy tốn ít RAM, việc đưa chúng lên hệ thống đám mây (Cloud/Docker) giúp các tập đoàn này tiết kiệm hàng triệu đô la chi phí máy chủ và dễ dàng bảo trì từng dịch vụ độc lập.</w:t>
+      </w:r>
+    </w:p>
+    <w:p>
+      <w:pPr>
+        <w:pStyle w:val="2"/>
+        <w:pStyle w:val="Heading2"/>
+        <w:bidi w:val="false"/>
+        <w:spacing w:after="120" w:before="240"/>
+      </w:pPr>
+      <w:bookmarkStart w:name="_Toc_PHN_II_NG_DNG_MINH_HA_H_THNG_QUN_L_NHN_S_1778717648546" w:id="1"/>
+      <w:r>
+        <w:rPr>
+          <w:b w:val="false"/>
+          <w:bCs w:val="false"/>
+          <w:i w:val="false"/>
+          <w:iCs w:val="false"/>
+          <w:strike w:val="false"/>
+          <w:color w:val="000000"/>
+          <w:sz w:val="28"/>
+          <w:szCs w:val="28"/>
+          <w:rtl w:val="false"/>
+        </w:rPr>
+        <w:t xml:space="preserve">PHẦN II – ỨNG DỤNG MINH HỌA: HỆ THỐNG QUẢN LÝ NHÂN SỰ</w:t>
+      </w:r>
+      <w:bookmarkEnd w:id="1"/>
+    </w:p>
+    <w:p>
+      <w:pPr>
+        <w:bidi w:val="false"/>
+        <w:spacing w:after="240" w:before="240" w:line="276"/>
+        <w:jc w:val="left"/>
+      </w:pPr>
+      <w:r>
+        <w:rPr>
+          <w:b w:val="false"/>
+          <w:bCs w:val="false"/>
+          <w:i w:val="false"/>
+          <w:iCs w:val="false"/>
+          <w:strike w:val="false"/>
+          <w:color w:val="000000"/>
+          <w:sz w:val="24"/>
+          <w:szCs w:val="24"/>
+          <w:rtl w:val="false"/>
+        </w:rPr>
+        <w:t xml:space="preserve">Nhằm hiện thực hóa lý thuyết đã tìm hiểu ở Phần I, em đã tự tay kiến trúc và phát triển dự án </w:t>
+      </w:r>
       <w:r>
         <w:rPr>
           <w:b/>
@@ -1684,79 +2335,6 @@
           <w:szCs w:val="24"/>
           <w:rtl w:val="false"/>
         </w:rPr>
-        <w:t xml:space="preserve">Ví dụ điển hình:</w:t>
-      </w:r>
-      <w:r>
-        <w:rPr>
-          <w:b w:val="false"/>
-          <w:bCs w:val="false"/>
-          <w:i w:val="false"/>
-          <w:iCs w:val="false"/>
-          <w:strike w:val="false"/>
-          <w:color w:val="000000"/>
-          <w:sz w:val="24"/>
-          <w:szCs w:val="24"/>
-          <w:rtl w:val="false"/>
-        </w:rPr>
-        <w:t xml:space="preserve"> Netflix đã thay thế máy chủ Java sang Node.js giúp giảm thời gian khởi động từ 40 phút xuống dưới 1 phút. PayPal dùng Node.js giúp ứng dụng nhanh gấp đôi và phục vụ lượng người dùng gấp đôi.</w:t>
-      </w:r>
-    </w:p>
-    <w:p>
-      <w:pPr>
-        <w:pStyle w:val="2"/>
-        <w:pStyle w:val="Heading2"/>
-        <w:bidi w:val="false"/>
-        <w:spacing w:after="120" w:before="240"/>
-      </w:pPr>
-      <w:bookmarkStart w:name="_Toc_PHN_II_NG_DNG_MINH_HA_H_THNG_QUN_L_NHN_S_1778658353558" w:id="1"/>
-      <w:r>
-        <w:rPr>
-          <w:b w:val="false"/>
-          <w:bCs w:val="false"/>
-          <w:i w:val="false"/>
-          <w:iCs w:val="false"/>
-          <w:strike w:val="false"/>
-          <w:color w:val="000000"/>
-          <w:sz w:val="28"/>
-          <w:szCs w:val="28"/>
-          <w:rtl w:val="false"/>
-        </w:rPr>
-        <w:t xml:space="preserve">PHẦN II – ỨNG DỤNG MINH HỌA: HỆ THỐNG QUẢN LÝ NHÂN SỰ</w:t>
-      </w:r>
-      <w:bookmarkEnd w:id="1"/>
-    </w:p>
-    <w:p>
-      <w:pPr>
-        <w:bidi w:val="false"/>
-        <w:spacing w:after="240" w:before="240" w:line="276"/>
-        <w:jc w:val="left"/>
-      </w:pPr>
-      <w:r>
-        <w:rPr>
-          <w:b w:val="false"/>
-          <w:bCs w:val="false"/>
-          <w:i w:val="false"/>
-          <w:iCs w:val="false"/>
-          <w:strike w:val="false"/>
-          <w:color w:val="000000"/>
-          <w:sz w:val="24"/>
-          <w:szCs w:val="24"/>
-          <w:rtl w:val="false"/>
-        </w:rPr>
-        <w:t xml:space="preserve">Nhằm hiện thực hóa lý thuyết đã tìm hiểu ở Phần I, em đã tự tay kiến trúc và phát triển dự án </w:t>
-      </w:r>
-      <w:r>
-        <w:rPr>
-          <w:b/>
-          <w:bCs/>
-          <w:i w:val="false"/>
-          <w:iCs w:val="false"/>
-          <w:strike w:val="false"/>
-          <w:color w:val="000000"/>
-          <w:sz w:val="24"/>
-          <w:szCs w:val="24"/>
-          <w:rtl w:val="false"/>
-        </w:rPr>
         <w:t xml:space="preserve">Employee Management System (Hệ thống Quản lý Nhân sự)</w:t>
       </w:r>
       <w:r>
@@ -1781,7 +2359,7 @@
         <w:bidi w:val="false"/>
         <w:spacing w:after="120" w:before="240"/>
       </w:pPr>
-      <w:bookmarkStart w:name="_Toc__1_Tng_quan_v_d_n_H_thng_Qun_l_Nhn_s_1778658353558" w:id="1"/>
+      <w:bookmarkStart w:name="_Toc__1_Tng_quan_v_d_n_H_thng_Qun_l_Nhn_s_1778717648546" w:id="1"/>
       <w:r>
         <w:rPr>
           <w:b w:val="false"/>
@@ -2308,7 +2886,7 @@
         <w:bidi w:val="false"/>
         <w:spacing w:after="120" w:before="240"/>
       </w:pPr>
-      <w:bookmarkStart w:name="_Toc__2_Nn_tng_cng_ngh_em_s_dng_Tech_Stack_1778658353561" w:id="1"/>
+      <w:bookmarkStart w:name="_Toc__2_Nn_tng_cng_ngh_em_s_dng_Tech_Stack_1778717648552" w:id="1"/>
       <w:r>
         <w:rPr>
           <w:b w:val="false"/>
@@ -2809,7 +3387,7 @@
         <w:bidi w:val="false"/>
         <w:spacing w:after="120" w:before="240"/>
       </w:pPr>
-      <w:bookmarkStart w:name="_Toc__3_Kin_trc_h_thng_1778658353562" w:id="1"/>
+      <w:bookmarkStart w:name="_Toc__3_Kin_trc_h_thng_1778717648553" w:id="1"/>
       <w:r>
         <w:rPr>
           <w:b w:val="false"/>
@@ -3112,7 +3690,7 @@
         <w:bidi w:val="false"/>
         <w:spacing w:after="120" w:before="240"/>
       </w:pPr>
-      <w:bookmarkStart w:name="_Toc__31_Cc_biu_m_hnh_ha_h_thng_UML_Diagrams_1778658353563" w:id="1"/>
+      <w:bookmarkStart w:name="_Toc__31_Cc_biu_m_hnh_ha_h_thng_UML_Diagrams_1778717648553" w:id="1"/>
       <w:r>
         <w:rPr>
           <w:b w:val="false"/>
@@ -6343,7 +6921,7 @@
         <w:bidi w:val="false"/>
         <w:spacing w:after="120" w:before="240"/>
       </w:pPr>
-      <w:bookmarkStart w:name="_Toc__4_Cc_chc_nng_chnh_Phn_tch_chi_tit_1778658353568" w:id="1"/>
+      <w:bookmarkStart w:name="_Toc__4_Cc_chc_nng_chnh_Phn_tch_chi_tit_1778717648558" w:id="1"/>
       <w:r>
         <w:rPr>
           <w:b w:val="false"/>
@@ -6413,7 +6991,7 @@
         <w:bidi w:val="false"/>
         <w:spacing w:after="120" w:before="240"/>
       </w:pPr>
-      <w:bookmarkStart w:name="_Toc__41_Mun_Xc_thc_v_Phn_quyn_Authentication_1778658353568" w:id="1"/>
+      <w:bookmarkStart w:name="_Toc__41_Mun_Xc_thc_v_Phn_quyn_Authentication_1778717648559" w:id="1"/>
       <w:r>
         <w:rPr>
           <w:b w:val="false"/>
@@ -6504,7 +7082,7 @@
         <w:bidi w:val="false"/>
         <w:spacing w:after="120" w:before="240"/>
       </w:pPr>
-      <w:bookmarkStart w:name="_Toc__42_Bng_iu_khin_qun_tr_Admin_Dashboard_1778658353569" w:id="1"/>
+      <w:bookmarkStart w:name="_Toc__42_Bng_iu_khin_qun_tr_Admin_Dashboard_1778717648559" w:id="1"/>
       <w:r>
         <w:rPr>
           <w:b w:val="false"/>
@@ -6620,7 +7198,7 @@
         <w:bidi w:val="false"/>
         <w:spacing w:after="120" w:before="240"/>
       </w:pPr>
-      <w:bookmarkStart w:name="_Toc__43_Mun_Qun_l_H_s_Nhn_s_Employee_Records_1778658353569" w:id="1"/>
+      <w:bookmarkStart w:name="_Toc__43_Mun_Qun_l_H_s_Nhn_s_Employee_Records_1778717648559" w:id="1"/>
       <w:r>
         <w:rPr>
           <w:b w:val="false"/>
@@ -6712,7 +7290,7 @@
         <w:bidi w:val="false"/>
         <w:spacing w:after="120" w:before="240"/>
       </w:pPr>
-      <w:bookmarkStart w:name="_Toc__44_Mun_Qun_l_Cng_vic_Task_Board_1778658353570" w:id="1"/>
+      <w:bookmarkStart w:name="_Toc__44_Mun_Qun_l_Cng_vic_Task_Board_1778717648560" w:id="1"/>
       <w:r>
         <w:rPr>
           <w:b w:val="false"/>
@@ -6804,7 +7382,7 @@
         <w:bidi w:val="false"/>
         <w:spacing w:after="120" w:before="240"/>
       </w:pPr>
-      <w:bookmarkStart w:name="_Toc__45_Mun_Theo_di_Chm_cng_Attendance_Track_1778658353570" w:id="1"/>
+      <w:bookmarkStart w:name="_Toc__45_Mun_Theo_di_Chm_cng_Attendance_Track_1778717648560" w:id="1"/>
       <w:r>
         <w:rPr>
           <w:b w:val="false"/>
@@ -6871,7 +7449,7 @@
         <w:bidi w:val="false"/>
         <w:spacing w:after="120" w:before="240"/>
       </w:pPr>
-      <w:bookmarkStart w:name="_Toc__46_Mun_Qun_l_v_Quyt_ton_Lng_Salary_Mana_1778658353570" w:id="1"/>
+      <w:bookmarkStart w:name="_Toc__46_Mun_Qun_l_v_Quyt_ton_Lng_Salary_Mana_1778717648560" w:id="1"/>
       <w:r>
         <w:rPr>
           <w:b w:val="false"/>
@@ -7009,7 +7587,7 @@
         <w:bidi w:val="false"/>
         <w:spacing w:after="120" w:before="240"/>
       </w:pPr>
-      <w:bookmarkStart w:name="_Toc__5_Hng_dn_Trin_khai_v_Ci_t_1778658353571" w:id="1"/>
+      <w:bookmarkStart w:name="_Toc__5_Hng_dn_Trin_khai_v_Ci_t_1778717648560" w:id="1"/>
       <w:r>
         <w:rPr>
           <w:b w:val="false"/>
@@ -7522,7 +8100,7 @@
         <w:pStyle w:val="ListParagraph"/>
         <w:numPr>
           <w:ilvl w:val="0"/>
-          <w:numId w:val="3"/>
+          <w:numId w:val="4"/>
         </w:numPr>
         <w:bidi w:val="false"/>
         <w:spacing w:after="120" w:before="120"/>
@@ -7586,7 +8164,7 @@
         <w:pStyle w:val="ListParagraph"/>
         <w:numPr>
           <w:ilvl w:val="0"/>
-          <w:numId w:val="3"/>
+          <w:numId w:val="4"/>
         </w:numPr>
         <w:bidi w:val="false"/>
         <w:spacing w:after="120" w:before="120"/>
@@ -7703,7 +8281,7 @@
         <w:bidi w:val="false"/>
         <w:spacing w:after="120" w:before="240"/>
       </w:pPr>
-      <w:bookmarkStart w:name="_Toc__6_Hng_pht_trin_thm_trong_tng_lai_ca_ng__1778658353572" w:id="1"/>
+      <w:bookmarkStart w:name="_Toc__6_Hng_pht_trin_thm_trong_tng_lai_ca_ng__1778717648561" w:id="1"/>
       <w:r>
         <w:rPr>
           <w:b w:val="false"/>
@@ -7928,7 +8506,7 @@
         <w:bidi w:val="false"/>
         <w:spacing w:after="120" w:before="240"/>
       </w:pPr>
-      <w:bookmarkStart w:name="_Toc_TNG_KT_1778658353573" w:id="1"/>
+      <w:bookmarkStart w:name="_Toc_TNG_KT_1778717648562" w:id="1"/>
       <w:r>
         <w:rPr>
           <w:b w:val="false"/>
@@ -8057,7 +8635,7 @@
         <w:bidi w:val="false"/>
         <w:spacing w:after="120" w:before="240"/>
       </w:pPr>
-      <w:bookmarkStart w:name="_Toc_TI_LIU_THAM_KHO_1778658353573" w:id="1"/>
+      <w:bookmarkStart w:name="_Toc_TI_LIU_THAM_KHO_1778717648562" w:id="1"/>
       <w:r>
         <w:rPr>
           <w:b w:val="false"/>
@@ -8079,7 +8657,7 @@
         <w:pStyle w:val="ListParagraph"/>
         <w:numPr>
           <w:ilvl w:val="0"/>
-          <w:numId w:val="4"/>
+          <w:numId w:val="5"/>
         </w:numPr>
         <w:bidi w:val="false"/>
         <w:spacing w:after="120" w:before="120"/>
@@ -8146,7 +8724,7 @@
         <w:pStyle w:val="ListParagraph"/>
         <w:numPr>
           <w:ilvl w:val="0"/>
-          <w:numId w:val="4"/>
+          <w:numId w:val="5"/>
         </w:numPr>
         <w:bidi w:val="false"/>
         <w:spacing w:after="120" w:before="120"/>
@@ -8179,7 +8757,7 @@
         </w:rPr>
         <w:t xml:space="preserve"> Truy cập tại: </w:t>
       </w:r>
-      <w:hyperlink w:history="1" r:id="rId3lrbnkery7ywdzmd12nm8">
+      <w:hyperlink w:history="1" r:id="rIdbtufbh9f2z2dnc-ms-tzz">
         <w:r>
           <w:rPr>
             <w:b w:val="false"/>
@@ -8216,7 +8794,7 @@
         <w:pStyle w:val="ListParagraph"/>
         <w:numPr>
           <w:ilvl w:val="0"/>
-          <w:numId w:val="4"/>
+          <w:numId w:val="5"/>
         </w:numPr>
         <w:bidi w:val="false"/>
         <w:spacing w:after="120" w:before="120"/>
@@ -8283,7 +8861,7 @@
         <w:pStyle w:val="ListParagraph"/>
         <w:numPr>
           <w:ilvl w:val="0"/>
-          <w:numId w:val="4"/>
+          <w:numId w:val="5"/>
         </w:numPr>
         <w:bidi w:val="false"/>
         <w:spacing w:after="120" w:before="120"/>
@@ -8316,7 +8894,7 @@
         </w:rPr>
         <w:t xml:space="preserve"> Truy cập tại: </w:t>
       </w:r>
-      <w:hyperlink w:history="1" r:id="rId9r_hyrem9tajba5bcau6u">
+      <w:hyperlink w:history="1" r:id="rIdnfb7rwymww6zjpjgpuhld">
         <w:r>
           <w:rPr>
             <w:b w:val="false"/>
@@ -8353,7 +8931,7 @@
         <w:pStyle w:val="ListParagraph"/>
         <w:numPr>
           <w:ilvl w:val="0"/>
-          <w:numId w:val="4"/>
+          <w:numId w:val="5"/>
         </w:numPr>
         <w:bidi w:val="false"/>
         <w:spacing w:after="120" w:before="120"/>
@@ -8414,7 +8992,7 @@
         </w:rPr>
         <w:t xml:space="preserve">. Truy cập tại: </w:t>
       </w:r>
-      <w:hyperlink w:history="1" r:id="rIdvyqkovwaineod6eki2dbf">
+      <w:hyperlink w:history="1" r:id="rIdxmfiumo9zfechalyw7ynl">
         <w:r>
           <w:rPr>
             <w:b w:val="false"/>
@@ -8451,7 +9029,7 @@
         <w:pStyle w:val="ListParagraph"/>
         <w:numPr>
           <w:ilvl w:val="0"/>
-          <w:numId w:val="4"/>
+          <w:numId w:val="5"/>
         </w:numPr>
         <w:bidi w:val="false"/>
         <w:spacing w:after="120" w:before="120"/>
@@ -8484,7 +9062,7 @@
         </w:rPr>
         <w:t xml:space="preserve"> Truy cập tại: </w:t>
       </w:r>
-      <w:hyperlink w:history="1" r:id="rId-kar8ou0y_cdxncn8e_wl">
+      <w:hyperlink w:history="1" r:id="rIdd8ilybdsuhwbe0evhjqpg">
         <w:r>
           <w:rPr>
             <w:b w:val="false"/>
@@ -8749,6 +9327,18 @@
       </w:pPr>
     </w:lvl>
   </w:abstractNum>
+  <w:abstractNum w:abstractNumId="5" w15:restartNumberingAfterBreak="0">
+    <w:multiLevelType w:val="hybridMultilevel"/>
+    <w:lvl w:ilvl="0" w15:tentative="1">
+      <w:start w:val="1"/>
+      <w:numFmt w:val="decimal"/>
+      <w:lvlText w:val="%1."/>
+      <w:lvlJc w:val="left"/>
+      <w:pPr>
+        <w:ind w:left="720" w:hanging="260"/>
+      </w:pPr>
+    </w:lvl>
+  </w:abstractNum>
   <w:num w:numId="1">
     <w:abstractNumId w:val="1"/>
     <w:lvlOverride w:ilvl="0">
@@ -8769,6 +9359,12 @@
   </w:num>
   <w:num w:numId="4">
     <w:abstractNumId w:val="4"/>
+    <w:lvlOverride w:ilvl="0">
+      <w:startOverride w:val="1"/>
+    </w:lvlOverride>
+  </w:num>
+  <w:num w:numId="5">
+    <w:abstractNumId w:val="5"/>
     <w:lvlOverride w:ilvl="0">
       <w:startOverride w:val="1"/>
     </w:lvlOverride>
